--- a/06_可直接打开的Word版/03_错题整理__选择题错题__Day05_2026-06-02_计数资料与卡方检验错题.docx
+++ b/06_可直接打开的Word版/03_错题整理__选择题错题__Day05_2026-06-02_计数资料与卡方检验错题.docx
@@ -3,11 +3,11 @@
 <w:document xmlns:wpc="http://schemas.microsoft.com/office/word/2010/wordprocessingCanvas" xmlns:mo="http://schemas.microsoft.com/office/mac/office/2008/main" xmlns:mc="http://schemas.openxmlformats.org/markup-compatibility/2006" xmlns:mv="urn:schemas-microsoft-com:mac:vml" xmlns:o="urn:schemas-microsoft-com:office:office" xmlns:r="http://schemas.openxmlformats.org/officeDocument/2006/relationships" xmlns:m="http://schemas.openxmlformats.org/officeDocument/2006/math" xmlns:v="urn:schemas-microsoft-com:vml" xmlns:wp14="http://schemas.microsoft.com/office/word/2010/wordprocessingDrawing" xmlns:wp="http://schemas.openxmlformats.org/drawingml/2006/wordprocessingDrawing" xmlns:w10="urn:schemas-microsoft-com:office:word" xmlns:w="http://schemas.openxmlformats.org/wordprocessingml/2006/main" xmlns:w14="http://schemas.microsoft.com/office/word/2010/wordml" xmlns:wpg="http://schemas.microsoft.com/office/word/2010/wordprocessingGroup" xmlns:wpi="http://schemas.microsoft.com/office/word/2010/wordprocessingInk" xmlns:wne="http://schemas.microsoft.com/office/word/2006/wordml" xmlns:wps="http://schemas.microsoft.com/office/word/2010/wordprocessingShape" mc:Ignorable="w14 wp14">
   <w:body>
     <w:p>
-      <w:pPr>
-        <w:pStyle w:val="Heading1"/>
-      </w:pPr>
       <w:r>
-        <w:t>Day05_2026-06-02_计数资料与卡方检验错题</w:t>
+        <w:rPr>
+          <w:rFonts w:ascii="Microsoft YaHei" w:hAnsi="Microsoft YaHei" w:eastAsia="Microsoft YaHei"/>
+        </w:rPr>
+        <w:t>﻿# Day05_2026-06-02_计数资料与卡方检验错题</w:t>
       </w:r>
     </w:p>
     <w:p/>
@@ -15,7 +15,6 @@
       <w:r>
         <w:rPr>
           <w:rFonts w:ascii="Microsoft YaHei" w:hAnsi="Microsoft YaHei" w:eastAsia="Microsoft YaHei"/>
-          <w:sz w:val="22"/>
         </w:rPr>
         <w:t>日期：2026年6月2日</w:t>
       </w:r>
@@ -25,7 +24,6 @@
       <w:r>
         <w:rPr>
           <w:rFonts w:ascii="Microsoft YaHei" w:hAnsi="Microsoft YaHei" w:eastAsia="Microsoft YaHei"/>
-          <w:sz w:val="22"/>
         </w:rPr>
         <w:t>章节：计数资料的统计分析</w:t>
       </w:r>
@@ -35,7 +33,6 @@
       <w:r>
         <w:rPr>
           <w:rFonts w:ascii="Microsoft YaHei" w:hAnsi="Microsoft YaHei" w:eastAsia="Microsoft YaHei"/>
-          <w:sz w:val="22"/>
         </w:rPr>
         <w:t>本章做题结果：15/16</w:t>
       </w:r>
@@ -54,7 +51,6 @@
       <w:r>
         <w:rPr>
           <w:rFonts w:ascii="Microsoft YaHei" w:hAnsi="Microsoft YaHei" w:eastAsia="Microsoft YaHei"/>
-          <w:sz w:val="22"/>
         </w:rPr>
         <w:t>原题：</w:t>
       </w:r>
@@ -64,7 +60,6 @@
       <w:r>
         <w:rPr>
           <w:rFonts w:ascii="Microsoft YaHei" w:hAnsi="Microsoft YaHei" w:eastAsia="Microsoft YaHei"/>
-          <w:sz w:val="22"/>
         </w:rPr>
         <w:t>若要比较两地死亡率，计算标准化率可以</w:t>
       </w:r>
@@ -74,7 +69,6 @@
       <w:r>
         <w:rPr>
           <w:rFonts w:ascii="Microsoft YaHei" w:hAnsi="Microsoft YaHei" w:eastAsia="Microsoft YaHei"/>
-          <w:sz w:val="22"/>
         </w:rPr>
         <w:t>A、消除两地总人口数不同的影响</w:t>
       </w:r>
@@ -83,7 +77,6 @@
       <w:r>
         <w:rPr>
           <w:rFonts w:ascii="Microsoft YaHei" w:hAnsi="Microsoft YaHei" w:eastAsia="Microsoft YaHei"/>
-          <w:sz w:val="22"/>
         </w:rPr>
         <w:t>B、消除两地年龄别人口数不同的影响</w:t>
       </w:r>
@@ -92,7 +85,6 @@
       <w:r>
         <w:rPr>
           <w:rFonts w:ascii="Microsoft YaHei" w:hAnsi="Microsoft YaHei" w:eastAsia="Microsoft YaHei"/>
-          <w:sz w:val="22"/>
         </w:rPr>
         <w:t>C、消除两地年龄别死亡人数不同的影响</w:t>
       </w:r>
@@ -101,7 +93,6 @@
       <w:r>
         <w:rPr>
           <w:rFonts w:ascii="Microsoft YaHei" w:hAnsi="Microsoft YaHei" w:eastAsia="Microsoft YaHei"/>
-          <w:sz w:val="22"/>
         </w:rPr>
         <w:t>D、消除两地抽样误差不同的影响</w:t>
       </w:r>
@@ -110,7 +101,6 @@
       <w:r>
         <w:rPr>
           <w:rFonts w:ascii="Microsoft YaHei" w:hAnsi="Microsoft YaHei" w:eastAsia="Microsoft YaHei"/>
-          <w:sz w:val="22"/>
         </w:rPr>
         <w:t>E、以上均是</w:t>
       </w:r>
@@ -120,7 +110,6 @@
       <w:r>
         <w:rPr>
           <w:rFonts w:ascii="Microsoft YaHei" w:hAnsi="Microsoft YaHei" w:eastAsia="Microsoft YaHei"/>
-          <w:sz w:val="22"/>
         </w:rPr>
         <w:t>我的答案：E</w:t>
       </w:r>
@@ -130,7 +119,6 @@
       <w:r>
         <w:rPr>
           <w:rFonts w:ascii="Microsoft YaHei" w:hAnsi="Microsoft YaHei" w:eastAsia="Microsoft YaHei"/>
-          <w:sz w:val="22"/>
         </w:rPr>
         <w:t>正确答案：B</w:t>
       </w:r>
@@ -140,7 +128,6 @@
       <w:r>
         <w:rPr>
           <w:rFonts w:ascii="Microsoft YaHei" w:hAnsi="Microsoft YaHei" w:eastAsia="Microsoft YaHei"/>
-          <w:sz w:val="22"/>
         </w:rPr>
         <w:t>错因：</w:t>
       </w:r>
@@ -150,7 +137,6 @@
       <w:r>
         <w:rPr>
           <w:rFonts w:ascii="Microsoft YaHei" w:hAnsi="Microsoft YaHei" w:eastAsia="Microsoft YaHei"/>
-          <w:sz w:val="22"/>
         </w:rPr>
         <w:t>标准化率主要用于消除两地人口构成不同对总率比较的影响，最常见的是年龄构成不同。它不能消除抽样误差，也不能消除所有混杂因素，所以不能选“以上均是”。</w:t>
       </w:r>
@@ -160,7 +146,6 @@
       <w:r>
         <w:rPr>
           <w:rFonts w:ascii="Microsoft YaHei" w:hAnsi="Microsoft YaHei" w:eastAsia="Microsoft YaHei"/>
-          <w:sz w:val="22"/>
         </w:rPr>
         <w:t>逐项解释：</w:t>
       </w:r>
@@ -173,7 +158,6 @@
       <w:r>
         <w:rPr>
           <w:rFonts w:ascii="Microsoft YaHei" w:hAnsi="Microsoft YaHei" w:eastAsia="Microsoft YaHei"/>
-          <w:sz w:val="22"/>
         </w:rPr>
         <w:t>A：不准确。标准化率不是单纯为了消除总人口数不同的影响，而是为了消除内部构成不同的影响。</w:t>
       </w:r>
@@ -185,7 +169,6 @@
       <w:r>
         <w:rPr>
           <w:rFonts w:ascii="Microsoft YaHei" w:hAnsi="Microsoft YaHei" w:eastAsia="Microsoft YaHei"/>
-          <w:sz w:val="22"/>
         </w:rPr>
         <w:t>B：正确。比较两地死亡率时，年龄构成差异会影响粗死亡率，标准化率可消除两地年龄别人口数不同的影响。</w:t>
       </w:r>
@@ -197,7 +180,6 @@
       <w:r>
         <w:rPr>
           <w:rFonts w:ascii="Microsoft YaHei" w:hAnsi="Microsoft YaHei" w:eastAsia="Microsoft YaHei"/>
-          <w:sz w:val="22"/>
         </w:rPr>
         <w:t>C：错误。年龄别死亡人数不同可能反映真实死亡水平差异，标准化率不是为了消除这个差异。</w:t>
       </w:r>
@@ -209,7 +191,6 @@
       <w:r>
         <w:rPr>
           <w:rFonts w:ascii="Microsoft YaHei" w:hAnsi="Microsoft YaHei" w:eastAsia="Microsoft YaHei"/>
-          <w:sz w:val="22"/>
         </w:rPr>
         <w:t>D：错误。标准化率不能消除抽样误差。</w:t>
       </w:r>
@@ -221,7 +202,6 @@
       <w:r>
         <w:rPr>
           <w:rFonts w:ascii="Microsoft YaHei" w:hAnsi="Microsoft YaHei" w:eastAsia="Microsoft YaHei"/>
-          <w:sz w:val="22"/>
         </w:rPr>
         <w:t>E：错误。因为 C、D 不对，所以“以上均是”不成立。</w:t>
       </w:r>
@@ -231,7 +211,6 @@
       <w:r>
         <w:rPr>
           <w:rFonts w:ascii="Microsoft YaHei" w:hAnsi="Microsoft YaHei" w:eastAsia="Microsoft YaHei"/>
-          <w:sz w:val="22"/>
         </w:rPr>
         <w:t>一句话记忆：</w:t>
       </w:r>
@@ -241,9 +220,8 @@
       <w:r>
         <w:rPr>
           <w:rFonts w:ascii="Microsoft YaHei" w:hAnsi="Microsoft YaHei" w:eastAsia="Microsoft YaHei"/>
-          <w:sz w:val="22"/>
         </w:rPr>
-        <w:t>&gt; 比较两地死亡率，标准化主要处理年龄构成不同，不是消除所有差异。</w:t>
+        <w:t>比较两地死亡率，标准化主要处理年龄构成不同，不是消除所有差异。</w:t>
       </w:r>
     </w:p>
     <w:p/>
@@ -622,7 +600,7 @@
     <w:rsid w:val="00FC693F"/>
     <w:rPr>
       <w:rFonts w:ascii="Microsoft YaHei" w:hAnsi="Microsoft YaHei" w:eastAsia="Microsoft YaHei"/>
-      <w:sz w:val="22"/>
+      <w:sz w:val="21"/>
     </w:rPr>
   </w:style>
   <w:style w:type="paragraph" w:styleId="Header">
